--- a/论文带读笔记.docx
+++ b/论文带读笔记.docx
@@ -787,6 +787,932 @@
         <w:t>需要多张输入图 + 相机位姿 + 慢 → 本项目关注的前馈式方法（pixelSplat, AnySplat）和深度估计方法正是为了解决这些问题。</w:t>
       </w:r>
     </w:p>
+    <w:p>
+      <w:r>
+        <w:br w:type="page"/>
+      </w:r>
+    </w:p>
+    <w:p>
+      <w:pPr>
+        <w:pStyle w:val="Heading1"/>
+      </w:pPr>
+      <w:r>
+        <w:t>2. 3D Gaussian Splatting for Real-Time Radiance Field Rendering</w:t>
+      </w:r>
+    </w:p>
+    <w:p>
+      <w:r>
+        <w:rPr>
+          <w:rFonts w:ascii="Microsoft YaHei" w:hAnsi="Microsoft YaHei" w:eastAsia="Microsoft YaHei"/>
+          <w:b/>
+          <w:sz w:val="21"/>
+        </w:rPr>
+        <w:t>作者：</w:t>
+      </w:r>
+      <w:r>
+        <w:t>Bernhard Kerbl, Georgios Kopanas, Thomas Leimkühler, George Drettakis</w:t>
+      </w:r>
+    </w:p>
+    <w:p>
+      <w:r>
+        <w:rPr>
+          <w:rFonts w:ascii="Microsoft YaHei" w:hAnsi="Microsoft YaHei" w:eastAsia="Microsoft YaHei"/>
+          <w:b/>
+          <w:sz w:val="21"/>
+        </w:rPr>
+        <w:t>机构：</w:t>
+      </w:r>
+      <w:r>
+        <w:t>Inria（法国国家信息与自动化研究所）+ Max-Planck-Institut für Informatik</w:t>
+      </w:r>
+    </w:p>
+    <w:p>
+      <w:r>
+        <w:rPr>
+          <w:rFonts w:ascii="Microsoft YaHei" w:hAnsi="Microsoft YaHei" w:eastAsia="Microsoft YaHei"/>
+          <w:b/>
+          <w:sz w:val="21"/>
+        </w:rPr>
+        <w:t>发表：</w:t>
+      </w:r>
+      <w:r>
+        <w:t>SIGGRAPH 2023</w:t>
+      </w:r>
+    </w:p>
+    <w:p>
+      <w:r>
+        <w:rPr>
+          <w:rFonts w:ascii="Microsoft YaHei" w:hAnsi="Microsoft YaHei" w:eastAsia="Microsoft YaHei"/>
+          <w:b/>
+          <w:sz w:val="21"/>
+        </w:rPr>
+        <w:t>重要性：</w:t>
+      </w:r>
+      <w:r>
+        <w:t>⭐⭐⭐⭐⭐ 与 NeRF 并列的领域基石</w:t>
+      </w:r>
+    </w:p>
+    <w:p>
+      <w:r>
+        <w:rPr>
+          <w:rFonts w:ascii="Microsoft YaHei" w:hAnsi="Microsoft YaHei" w:eastAsia="Microsoft YaHei"/>
+          <w:b/>
+          <w:sz w:val="21"/>
+        </w:rPr>
+        <w:t>阅读难度：</w:t>
+      </w:r>
+      <w:r>
+        <w:t>中等</w:t>
+      </w:r>
+    </w:p>
+    <w:p>
+      <w:r>
+        <w:rPr>
+          <w:rFonts w:ascii="Microsoft YaHei" w:hAnsi="Microsoft YaHei" w:eastAsia="Microsoft YaHei"/>
+          <w:b/>
+          <w:sz w:val="21"/>
+        </w:rPr>
+        <w:t>开源：</w:t>
+      </w:r>
+      <w:r>
+        <w:t>https://repo-sam.inria.fr/fungraph/3d-gaussian-splatting/</w:t>
+      </w:r>
+    </w:p>
+    <w:p>
+      <w:pPr>
+        <w:pStyle w:val="Heading2"/>
+      </w:pPr>
+      <w:r>
+        <w:t>2.1 NeRF → 3DGS 的核心跳跃</w:t>
+      </w:r>
+    </w:p>
+    <w:p>
+      <w:r>
+        <w:t>NeRF 用 MLP 隐式存场景 → 每次查询都要过网络 → 慢。3DGS 用几百万个彩色椭球显式存场景 → 直接投影到屏幕上叠加 → 极快（135+ fps）。两者的图像形成模型在数学上等价（都是 α 混合），但实现方式完全不同。</w:t>
+      </w:r>
+    </w:p>
+    <w:p>
+      <w:pPr>
+        <w:pStyle w:val="Heading2"/>
+      </w:pPr>
+      <w:r>
+        <w:t>2.2 什么是 3D 高斯？</w:t>
+      </w:r>
+    </w:p>
+    <w:p>
+      <w:r>
+        <w:t>一个 3D 高斯球就是一个「软椭球」——没有硬边界，中心最「密」，越远离中心越稀薄。和 NeRF 的体积密度 σ 精神一致：都是软的、连续的、可微的。</w:t>
+      </w:r>
+    </w:p>
+    <w:p>
+      <w:r>
+        <w:t>在计算机中，每个高斯球存为一组参数（共约 59 个/球）：</w:t>
+      </w:r>
+    </w:p>
+    <w:p>
+      <w:r>
+        <w:rPr>
+          <w:rFonts w:ascii="Microsoft YaHei" w:hAnsi="Microsoft YaHei" w:eastAsia="Microsoft YaHei"/>
+          <w:b/>
+          <w:sz w:val="21"/>
+        </w:rPr>
+        <w:t>• 位置 μ（均值）（3 个浮点数 (x, y, z)）：</w:t>
+      </w:r>
+      <w:r>
+        <w:rPr>
+          <w:rFonts w:ascii="Microsoft YaHei" w:hAnsi="Microsoft YaHei" w:eastAsia="Microsoft YaHei"/>
+          <w:sz w:val="21"/>
+        </w:rPr>
+        <w:t>球的中心在哪</w:t>
+      </w:r>
+    </w:p>
+    <w:p>
+      <w:r>
+        <w:rPr>
+          <w:rFonts w:ascii="Microsoft YaHei" w:hAnsi="Microsoft YaHei" w:eastAsia="Microsoft YaHei"/>
+          <w:b/>
+          <w:sz w:val="21"/>
+        </w:rPr>
+        <w:t>• 缩放 s（3 个浮点数 (s_x, s_y, s_z)）：</w:t>
+      </w:r>
+      <w:r>
+        <w:rPr>
+          <w:rFonts w:ascii="Microsoft YaHei" w:hAnsi="Microsoft YaHei" w:eastAsia="Microsoft YaHei"/>
+          <w:sz w:val="21"/>
+        </w:rPr>
+        <w:t>在三个轴方向上分别拉伸多长。s=(1,3,1) = 沿 Y 轴拉长的椭球</w:t>
+      </w:r>
+    </w:p>
+    <w:p>
+      <w:r>
+        <w:rPr>
+          <w:rFonts w:ascii="Microsoft YaHei" w:hAnsi="Microsoft YaHei" w:eastAsia="Microsoft YaHei"/>
+          <w:b/>
+          <w:sz w:val="21"/>
+        </w:rPr>
+        <w:t>• 旋转 q（四元数）（4 个浮点数）：</w:t>
+      </w:r>
+      <w:r>
+        <w:rPr>
+          <w:rFonts w:ascii="Microsoft YaHei" w:hAnsi="Microsoft YaHei" w:eastAsia="Microsoft YaHei"/>
+          <w:sz w:val="21"/>
+        </w:rPr>
+        <w:t>椭球朝向哪个方向（比如斜着的栏杆）</w:t>
+      </w:r>
+    </w:p>
+    <w:p>
+      <w:r>
+        <w:rPr>
+          <w:rFonts w:ascii="Microsoft YaHei" w:hAnsi="Microsoft YaHei" w:eastAsia="Microsoft YaHei"/>
+          <w:b/>
+          <w:sz w:val="21"/>
+        </w:rPr>
+        <w:t>• 不透明度 α（1 个浮点数 [0,1)）：</w:t>
+      </w:r>
+      <w:r>
+        <w:rPr>
+          <w:rFonts w:ascii="Microsoft YaHei" w:hAnsi="Microsoft YaHei" w:eastAsia="Microsoft YaHei"/>
+          <w:sz w:val="21"/>
+        </w:rPr>
+        <w:t>0=完全透明，1=完全不透明</w:t>
+      </w:r>
+    </w:p>
+    <w:p>
+      <w:r>
+        <w:rPr>
+          <w:rFonts w:ascii="Microsoft YaHei" w:hAnsi="Microsoft YaHei" w:eastAsia="Microsoft YaHei"/>
+          <w:b/>
+          <w:sz w:val="21"/>
+        </w:rPr>
+        <w:t>• 球谐系数 (SH)（48 个浮点数）：</w:t>
+      </w:r>
+      <w:r>
+        <w:rPr>
+          <w:rFonts w:ascii="Microsoft YaHei" w:hAnsi="Microsoft YaHei" w:eastAsia="Microsoft YaHei"/>
+          <w:sz w:val="21"/>
+        </w:rPr>
+        <w:t>从不同方向看这个球，颜色各是什么（替代 NeRF 的视角相关 MLP）</w:t>
+      </w:r>
+    </w:p>
+    <w:p>
+      <w:pPr>
+        <w:pStyle w:val="Heading2"/>
+      </w:pPr>
+      <w:r>
+        <w:t>2.3 三大技术创新</w:t>
+      </w:r>
+    </w:p>
+    <w:p>
+      <w:pPr>
+        <w:pStyle w:val="Heading3"/>
+      </w:pPr>
+      <w:r>
+        <w:t>创新①：3D 高斯作为场景表示（§4）</w:t>
+      </w:r>
+    </w:p>
+    <w:p>
+      <w:r>
+        <w:t>每个高斯球有协方差矩阵 Σ 描述形状。直接优化 Σ（3×3 矩阵）很难——梯度更新容易产生非法矩阵。</w:t>
+      </w:r>
+    </w:p>
+    <w:p>
+      <w:r>
+        <w:t>精巧解法：Σ = R S S^T R^T。将 Σ 分解为缩放矩阵 S 和旋转矩阵 R，分别优化缩放向量 s（3 个值）和旋转四元数 q（4 个值）。S S^T 天然半正定 → Σ 永远合法。</w:t>
+      </w:r>
+    </w:p>
+    <w:p>
+      <w:r>
+        <w:t>投影到屏幕：Σ' = J W Σ W^T J^T。3D 椭球 → 相机坐标系 → 变为 2D 椭圆斑（splat）。W 是视图变换，J 是投影的局部线性近似（雅可比矩阵）。</w:t>
+      </w:r>
+    </w:p>
+    <w:p>
+      <w:pPr>
+        <w:pStyle w:val="Heading3"/>
+      </w:pPr>
+      <w:r>
+        <w:t>创新②：自适应密度控制（§5）</w:t>
+      </w:r>
+    </w:p>
+    <w:p>
+      <w:r>
+        <w:t>训练过程中动态增删高斯球：</w:t>
+      </w:r>
+    </w:p>
+    <w:p>
+      <w:r>
+        <w:rPr>
+          <w:rFonts w:ascii="Microsoft YaHei" w:hAnsi="Microsoft YaHei" w:eastAsia="Microsoft YaHei"/>
+          <w:b/>
+          <w:sz w:val="21"/>
+        </w:rPr>
+        <w:t>• 欠重建（小球 + 梯度大）：</w:t>
+      </w:r>
+      <w:r>
+        <w:rPr>
+          <w:rFonts w:ascii="Microsoft YaHei" w:hAnsi="Microsoft YaHei" w:eastAsia="Microsoft YaHei"/>
+          <w:sz w:val="21"/>
+        </w:rPr>
+        <w:t>克隆！复制一个同样大小的球，沿梯度方向推开</w:t>
+      </w:r>
+    </w:p>
+    <w:p>
+      <w:r>
+        <w:rPr>
+          <w:rFonts w:ascii="Microsoft YaHei" w:hAnsi="Microsoft YaHei" w:eastAsia="Microsoft YaHei"/>
+          <w:b/>
+          <w:sz w:val="21"/>
+        </w:rPr>
+        <w:t>• 过重建（大球 + 梯度大）：</w:t>
+      </w:r>
+      <w:r>
+        <w:rPr>
+          <w:rFonts w:ascii="Microsoft YaHei" w:hAnsi="Microsoft YaHei" w:eastAsia="Microsoft YaHei"/>
+          <w:sz w:val="21"/>
+        </w:rPr>
+        <w:t>分裂！一个大球 → 两个小球，大小 ÷ 1.6</w:t>
+      </w:r>
+    </w:p>
+    <w:p>
+      <w:r>
+        <w:rPr>
+          <w:rFonts w:ascii="Microsoft YaHei" w:hAnsi="Microsoft YaHei" w:eastAsia="Microsoft YaHei"/>
+          <w:b/>
+          <w:sz w:val="21"/>
+        </w:rPr>
+        <w:t>• 几乎透明的球（α &lt; 阈值）：</w:t>
+      </w:r>
+      <w:r>
+        <w:rPr>
+          <w:rFonts w:ascii="Microsoft YaHei" w:hAnsi="Microsoft YaHei" w:eastAsia="Microsoft YaHei"/>
+          <w:sz w:val="21"/>
+        </w:rPr>
+        <w:t>直接删除</w:t>
+      </w:r>
+    </w:p>
+    <w:p>
+      <w:r>
+        <w:rPr>
+          <w:rFonts w:ascii="Microsoft YaHei" w:hAnsi="Microsoft YaHei" w:eastAsia="Microsoft YaHei"/>
+          <w:b/>
+          <w:sz w:val="21"/>
+        </w:rPr>
+        <w:t>• 每 3000 次迭代：</w:t>
+      </w:r>
+      <w:r>
+        <w:rPr>
+          <w:rFonts w:ascii="Microsoft YaHei" w:hAnsi="Microsoft YaHei" w:eastAsia="Microsoft YaHei"/>
+          <w:sz w:val="21"/>
+        </w:rPr>
+        <w:t>强制把 α 降到接近 0 → 真正有用的球靠梯度涨回来，没用的漂浮物自然消失</w:t>
+      </w:r>
+    </w:p>
+    <w:p>
+      <w:pPr>
+        <w:pStyle w:val="Heading3"/>
+      </w:pPr>
+      <w:r>
+        <w:t>创新③：瓦片式快速光栅化器（§6）</w:t>
+      </w:r>
+    </w:p>
+    <w:p>
+      <w:r>
+        <w:t>五步流程：</w:t>
+      </w:r>
+    </w:p>
+    <w:p>
+      <w:r>
+        <w:rPr>
+          <w:rFonts w:ascii="Microsoft YaHei" w:hAnsi="Microsoft YaHei" w:eastAsia="Microsoft YaHei"/>
+          <w:sz w:val="20"/>
+        </w:rPr>
+        <w:t xml:space="preserve">  1. 筛掉不可见的球（视锥体裁剪）</w:t>
+      </w:r>
+    </w:p>
+    <w:p>
+      <w:r>
+        <w:rPr>
+          <w:rFonts w:ascii="Microsoft YaHei" w:hAnsi="Microsoft YaHei" w:eastAsia="Microsoft YaHei"/>
+          <w:sz w:val="20"/>
+        </w:rPr>
+        <w:t xml:space="preserve">  2. 屏幕分成 16×16 瓦片，每个球判断覆盖哪些瓦片</w:t>
+      </w:r>
+    </w:p>
+    <w:p>
+      <w:r>
+        <w:rPr>
+          <w:rFonts w:ascii="Microsoft YaHei" w:hAnsi="Microsoft YaHei" w:eastAsia="Microsoft YaHei"/>
+          <w:sz w:val="20"/>
+        </w:rPr>
+        <w:t xml:space="preserve">  3. GPU Radix Sort：按深度 + 瓦片 ID 对所有球排序</w:t>
+      </w:r>
+    </w:p>
+    <w:p>
+      <w:r>
+        <w:rPr>
+          <w:rFonts w:ascii="Microsoft YaHei" w:hAnsi="Microsoft YaHei" w:eastAsia="Microsoft YaHei"/>
+          <w:sz w:val="20"/>
+        </w:rPr>
+        <w:t xml:space="preserve">  4. 每个瓦片并行：从远到近叠加颜色，α 饱和则停止（前向渲染）</w:t>
+      </w:r>
+    </w:p>
+    <w:p>
+      <w:r>
+        <w:rPr>
+          <w:rFonts w:ascii="Microsoft YaHei" w:hAnsi="Microsoft YaHei" w:eastAsia="Microsoft YaHei"/>
+          <w:sz w:val="20"/>
+        </w:rPr>
+        <w:t xml:space="preserve">  5. 反向传播：从近到远倒序遍历，计算梯度</w:t>
+      </w:r>
+    </w:p>
+    <w:p>
+      <w:pPr>
+        <w:pStyle w:val="Heading2"/>
+      </w:pPr>
+      <w:r>
+        <w:t>2.4 渲染流程</w:t>
+      </w:r>
+    </w:p>
+    <w:p>
+      <w:r>
+        <w:rPr>
+          <w:rFonts w:ascii="Microsoft YaHei" w:hAnsi="Microsoft YaHei" w:eastAsia="Microsoft YaHei"/>
+          <w:sz w:val="20"/>
+        </w:rPr>
+        <w:t xml:space="preserve">  1. 输入：几百万个 3D 高斯球 + 相机位姿</w:t>
+      </w:r>
+    </w:p>
+    <w:p>
+      <w:r>
+        <w:rPr>
+          <w:rFonts w:ascii="Microsoft YaHei" w:hAnsi="Microsoft YaHei" w:eastAsia="Microsoft YaHei"/>
+          <w:sz w:val="20"/>
+        </w:rPr>
+        <w:t xml:space="preserve">  2. 每个球 → 投影到 2D 屏幕 → 变成椭圆斑（splat）</w:t>
+      </w:r>
+    </w:p>
+    <w:p>
+      <w:r>
+        <w:rPr>
+          <w:rFonts w:ascii="Microsoft YaHei" w:hAnsi="Microsoft YaHei" w:eastAsia="Microsoft YaHei"/>
+          <w:sz w:val="20"/>
+        </w:rPr>
+        <w:t xml:space="preserve">  3. 屏幕切成 16×16 瓦片，每个球分配给覆盖的瓦片</w:t>
+      </w:r>
+    </w:p>
+    <w:p>
+      <w:r>
+        <w:rPr>
+          <w:rFonts w:ascii="Microsoft YaHei" w:hAnsi="Microsoft YaHei" w:eastAsia="Microsoft YaHei"/>
+          <w:sz w:val="20"/>
+        </w:rPr>
+        <w:t xml:space="preserve">  4. 瓦片内按深度排序所有球</w:t>
+      </w:r>
+    </w:p>
+    <w:p>
+      <w:r>
+        <w:rPr>
+          <w:rFonts w:ascii="Microsoft YaHei" w:hAnsi="Microsoft YaHei" w:eastAsia="Microsoft YaHei"/>
+          <w:sz w:val="20"/>
+        </w:rPr>
+        <w:t xml:space="preserve">  5. 每个像素从远到近叠加：Color = Σ T_i · α_i · c_i（和 NeRF 数学等价！）</w:t>
+      </w:r>
+    </w:p>
+    <w:p>
+      <w:r>
+        <w:rPr>
+          <w:rFonts w:ascii="Microsoft YaHei" w:hAnsi="Microsoft YaHei" w:eastAsia="Microsoft YaHei"/>
+          <w:sz w:val="20"/>
+        </w:rPr>
+        <w:t xml:space="preserve">  6. α 累积到接近 1 → 停止该像素（后面的被挡住，处理也白费）</w:t>
+      </w:r>
+    </w:p>
+    <w:p>
+      <w:r>
+        <w:rPr>
+          <w:rFonts w:ascii="Microsoft YaHei" w:hAnsi="Microsoft YaHei" w:eastAsia="Microsoft YaHei"/>
+          <w:sz w:val="20"/>
+        </w:rPr>
+        <w:t xml:space="preserve">  7. 对比真实照片 → L1 + D-SSIM Loss → 反向传播 → 更新所有球参数</w:t>
+      </w:r>
+    </w:p>
+    <w:p>
+      <w:pPr>
+        <w:pStyle w:val="Heading2"/>
+      </w:pPr>
+      <w:r>
+        <w:t>2.5 NeRF vs 3DGS 对比</w:t>
+      </w:r>
+    </w:p>
+    <w:tbl>
+      <w:tblPr>
+        <w:tblStyle w:val="LightShading-Accent1"/>
+        <w:tblW w:type="auto" w:w="0"/>
+        <w:tblLook w:firstColumn="1" w:firstRow="1" w:lastColumn="0" w:lastRow="0" w:noHBand="0" w:noVBand="1" w:val="04A0"/>
+      </w:tblPr>
+      <w:tblGrid>
+        <w:gridCol w:w="3249"/>
+        <w:gridCol w:w="3249"/>
+        <w:gridCol w:w="3249"/>
+      </w:tblGrid>
+      <w:tr>
+        <w:tc>
+          <w:tcPr>
+            <w:tcW w:type="dxa" w:w="3249"/>
+          </w:tcPr>
+          <w:p>
+            <w:r>
+              <w:rPr>
+                <w:rFonts w:ascii="Microsoft YaHei" w:hAnsi="Microsoft YaHei" w:eastAsia="Microsoft YaHei"/>
+                <w:b/>
+                <w:sz w:val="19"/>
+              </w:rPr>
+              <w:t>维度</w:t>
+            </w:r>
+          </w:p>
+        </w:tc>
+        <w:tc>
+          <w:tcPr>
+            <w:tcW w:type="dxa" w:w="3249"/>
+          </w:tcPr>
+          <w:p>
+            <w:r>
+              <w:rPr>
+                <w:rFonts w:ascii="Microsoft YaHei" w:hAnsi="Microsoft YaHei" w:eastAsia="Microsoft YaHei"/>
+                <w:b/>
+                <w:sz w:val="19"/>
+              </w:rPr>
+              <w:t>NeRF</w:t>
+            </w:r>
+          </w:p>
+        </w:tc>
+        <w:tc>
+          <w:tcPr>
+            <w:tcW w:type="dxa" w:w="3249"/>
+          </w:tcPr>
+          <w:p>
+            <w:r>
+              <w:rPr>
+                <w:rFonts w:ascii="Microsoft YaHei" w:hAnsi="Microsoft YaHei" w:eastAsia="Microsoft YaHei"/>
+                <w:b/>
+                <w:sz w:val="19"/>
+              </w:rPr>
+              <w:t>3DGS</w:t>
+            </w:r>
+          </w:p>
+        </w:tc>
+      </w:tr>
+      <w:tr>
+        <w:tc>
+          <w:tcPr>
+            <w:tcW w:type="dxa" w:w="3249"/>
+          </w:tcPr>
+          <w:p>
+            <w:r>
+              <w:rPr>
+                <w:rFonts w:ascii="Microsoft YaHei" w:hAnsi="Microsoft YaHei" w:eastAsia="Microsoft YaHei"/>
+                <w:sz w:val="19"/>
+              </w:rPr>
+              <w:t>场景表示</w:t>
+            </w:r>
+          </w:p>
+        </w:tc>
+        <w:tc>
+          <w:tcPr>
+            <w:tcW w:type="dxa" w:w="3249"/>
+          </w:tcPr>
+          <w:p>
+            <w:r>
+              <w:rPr>
+                <w:rFonts w:ascii="Microsoft YaHei" w:hAnsi="Microsoft YaHei" w:eastAsia="Microsoft YaHei"/>
+                <w:sz w:val="19"/>
+              </w:rPr>
+              <w:t>MLP 隐式函数</w:t>
+            </w:r>
+          </w:p>
+        </w:tc>
+        <w:tc>
+          <w:tcPr>
+            <w:tcW w:type="dxa" w:w="3249"/>
+          </w:tcPr>
+          <w:p>
+            <w:r>
+              <w:rPr>
+                <w:rFonts w:ascii="Microsoft YaHei" w:hAnsi="Microsoft YaHei" w:eastAsia="Microsoft YaHei"/>
+                <w:sz w:val="19"/>
+              </w:rPr>
+              <w:t>百万级显式椭球</w:t>
+            </w:r>
+          </w:p>
+        </w:tc>
+      </w:tr>
+      <w:tr>
+        <w:tc>
+          <w:tcPr>
+            <w:tcW w:type="dxa" w:w="3249"/>
+          </w:tcPr>
+          <w:p>
+            <w:r>
+              <w:rPr>
+                <w:rFonts w:ascii="Microsoft YaHei" w:hAnsi="Microsoft YaHei" w:eastAsia="Microsoft YaHei"/>
+                <w:sz w:val="19"/>
+              </w:rPr>
+              <w:t>数学公式</w:t>
+            </w:r>
+          </w:p>
+        </w:tc>
+        <w:tc>
+          <w:tcPr>
+            <w:tcW w:type="dxa" w:w="3249"/>
+          </w:tcPr>
+          <w:p>
+            <w:r>
+              <w:rPr>
+                <w:rFonts w:ascii="Microsoft YaHei" w:hAnsi="Microsoft YaHei" w:eastAsia="Microsoft YaHei"/>
+                <w:sz w:val="19"/>
+              </w:rPr>
+              <w:t>体积渲染积分 (公式1)</w:t>
+            </w:r>
+          </w:p>
+        </w:tc>
+        <w:tc>
+          <w:tcPr>
+            <w:tcW w:type="dxa" w:w="3249"/>
+          </w:tcPr>
+          <w:p>
+            <w:r>
+              <w:rPr>
+                <w:rFonts w:ascii="Microsoft YaHei" w:hAnsi="Microsoft YaHei" w:eastAsia="Microsoft YaHei"/>
+                <w:sz w:val="19"/>
+              </w:rPr>
+              <w:t>α 混合 (公式3)——数学等价！</w:t>
+            </w:r>
+          </w:p>
+        </w:tc>
+      </w:tr>
+      <w:tr>
+        <w:tc>
+          <w:tcPr>
+            <w:tcW w:type="dxa" w:w="3249"/>
+          </w:tcPr>
+          <w:p>
+            <w:r>
+              <w:rPr>
+                <w:rFonts w:ascii="Microsoft YaHei" w:hAnsi="Microsoft YaHei" w:eastAsia="Microsoft YaHei"/>
+                <w:sz w:val="19"/>
+              </w:rPr>
+              <w:t>渲染方式</w:t>
+            </w:r>
+          </w:p>
+        </w:tc>
+        <w:tc>
+          <w:tcPr>
+            <w:tcW w:type="dxa" w:w="3249"/>
+          </w:tcPr>
+          <w:p>
+            <w:r>
+              <w:rPr>
+                <w:rFonts w:ascii="Microsoft YaHei" w:hAnsi="Microsoft YaHei" w:eastAsia="Microsoft YaHei"/>
+                <w:sz w:val="19"/>
+              </w:rPr>
+              <w:t>光线步进（串行）</w:t>
+            </w:r>
+          </w:p>
+        </w:tc>
+        <w:tc>
+          <w:tcPr>
+            <w:tcW w:type="dxa" w:w="3249"/>
+          </w:tcPr>
+          <w:p>
+            <w:r>
+              <w:rPr>
+                <w:rFonts w:ascii="Microsoft YaHei" w:hAnsi="Microsoft YaHei" w:eastAsia="Microsoft YaHei"/>
+                <w:sz w:val="19"/>
+              </w:rPr>
+              <w:t>瓦片光栅化（GPU并行）</w:t>
+            </w:r>
+          </w:p>
+        </w:tc>
+      </w:tr>
+      <w:tr>
+        <w:tc>
+          <w:tcPr>
+            <w:tcW w:type="dxa" w:w="3249"/>
+          </w:tcPr>
+          <w:p>
+            <w:r>
+              <w:rPr>
+                <w:rFonts w:ascii="Microsoft YaHei" w:hAnsi="Microsoft YaHei" w:eastAsia="Microsoft YaHei"/>
+                <w:sz w:val="19"/>
+              </w:rPr>
+              <w:t>训练时间</w:t>
+            </w:r>
+          </w:p>
+        </w:tc>
+        <w:tc>
+          <w:tcPr>
+            <w:tcW w:type="dxa" w:w="3249"/>
+          </w:tcPr>
+          <w:p>
+            <w:r>
+              <w:rPr>
+                <w:rFonts w:ascii="Microsoft YaHei" w:hAnsi="Microsoft YaHei" w:eastAsia="Microsoft YaHei"/>
+                <w:sz w:val="19"/>
+              </w:rPr>
+              <w:t>1-2 天</w:t>
+            </w:r>
+          </w:p>
+        </w:tc>
+        <w:tc>
+          <w:tcPr>
+            <w:tcW w:type="dxa" w:w="3249"/>
+          </w:tcPr>
+          <w:p>
+            <w:r>
+              <w:rPr>
+                <w:rFonts w:ascii="Microsoft YaHei" w:hAnsi="Microsoft YaHei" w:eastAsia="Microsoft YaHei"/>
+                <w:sz w:val="19"/>
+              </w:rPr>
+              <w:t>6分钟-51分钟</w:t>
+            </w:r>
+          </w:p>
+        </w:tc>
+      </w:tr>
+      <w:tr>
+        <w:tc>
+          <w:tcPr>
+            <w:tcW w:type="dxa" w:w="3249"/>
+          </w:tcPr>
+          <w:p>
+            <w:r>
+              <w:rPr>
+                <w:rFonts w:ascii="Microsoft YaHei" w:hAnsi="Microsoft YaHei" w:eastAsia="Microsoft YaHei"/>
+                <w:sz w:val="19"/>
+              </w:rPr>
+              <w:t>渲染速度</w:t>
+            </w:r>
+          </w:p>
+        </w:tc>
+        <w:tc>
+          <w:tcPr>
+            <w:tcW w:type="dxa" w:w="3249"/>
+          </w:tcPr>
+          <w:p>
+            <w:r>
+              <w:rPr>
+                <w:rFonts w:ascii="Microsoft YaHei" w:hAnsi="Microsoft YaHei" w:eastAsia="Microsoft YaHei"/>
+                <w:sz w:val="19"/>
+              </w:rPr>
+              <w:t>~0.07 fps</w:t>
+            </w:r>
+          </w:p>
+        </w:tc>
+        <w:tc>
+          <w:tcPr>
+            <w:tcW w:type="dxa" w:w="3249"/>
+          </w:tcPr>
+          <w:p>
+            <w:r>
+              <w:rPr>
+                <w:rFonts w:ascii="Microsoft YaHei" w:hAnsi="Microsoft YaHei" w:eastAsia="Microsoft YaHei"/>
+                <w:sz w:val="19"/>
+              </w:rPr>
+              <w:t>135+ fps</w:t>
+            </w:r>
+          </w:p>
+        </w:tc>
+      </w:tr>
+      <w:tr>
+        <w:tc>
+          <w:tcPr>
+            <w:tcW w:type="dxa" w:w="3249"/>
+          </w:tcPr>
+          <w:p>
+            <w:r>
+              <w:rPr>
+                <w:rFonts w:ascii="Microsoft YaHei" w:hAnsi="Microsoft YaHei" w:eastAsia="Microsoft YaHei"/>
+                <w:sz w:val="19"/>
+              </w:rPr>
+              <w:t>存储大小</w:t>
+            </w:r>
+          </w:p>
+        </w:tc>
+        <w:tc>
+          <w:tcPr>
+            <w:tcW w:type="dxa" w:w="3249"/>
+          </w:tcPr>
+          <w:p>
+            <w:r>
+              <w:rPr>
+                <w:rFonts w:ascii="Microsoft YaHei" w:hAnsi="Microsoft YaHei" w:eastAsia="Microsoft YaHei"/>
+                <w:sz w:val="19"/>
+              </w:rPr>
+              <w:t>~5 MB</w:t>
+            </w:r>
+          </w:p>
+        </w:tc>
+        <w:tc>
+          <w:tcPr>
+            <w:tcW w:type="dxa" w:w="3249"/>
+          </w:tcPr>
+          <w:p>
+            <w:r>
+              <w:rPr>
+                <w:rFonts w:ascii="Microsoft YaHei" w:hAnsi="Microsoft YaHei" w:eastAsia="Microsoft YaHei"/>
+                <w:sz w:val="19"/>
+              </w:rPr>
+              <w:t>~几百 MB</w:t>
+            </w:r>
+          </w:p>
+        </w:tc>
+      </w:tr>
+      <w:tr>
+        <w:tc>
+          <w:tcPr>
+            <w:tcW w:type="dxa" w:w="3249"/>
+          </w:tcPr>
+          <w:p>
+            <w:r>
+              <w:rPr>
+                <w:rFonts w:ascii="Microsoft YaHei" w:hAnsi="Microsoft YaHei" w:eastAsia="Microsoft YaHei"/>
+                <w:sz w:val="19"/>
+              </w:rPr>
+              <w:t>需要初始化？</w:t>
+            </w:r>
+          </w:p>
+        </w:tc>
+        <w:tc>
+          <w:tcPr>
+            <w:tcW w:type="dxa" w:w="3249"/>
+          </w:tcPr>
+          <w:p>
+            <w:r>
+              <w:rPr>
+                <w:rFonts w:ascii="Microsoft YaHei" w:hAnsi="Microsoft YaHei" w:eastAsia="Microsoft YaHei"/>
+                <w:sz w:val="19"/>
+              </w:rPr>
+              <w:t>不需要</w:t>
+            </w:r>
+          </w:p>
+        </w:tc>
+        <w:tc>
+          <w:tcPr>
+            <w:tcW w:type="dxa" w:w="3249"/>
+          </w:tcPr>
+          <w:p>
+            <w:r>
+              <w:rPr>
+                <w:rFonts w:ascii="Microsoft YaHei" w:hAnsi="Microsoft YaHei" w:eastAsia="Microsoft YaHei"/>
+                <w:sz w:val="19"/>
+              </w:rPr>
+              <w:t>需要 SfM 稀疏点云</w:t>
+            </w:r>
+          </w:p>
+        </w:tc>
+      </w:tr>
+    </w:tbl>
+    <w:p>
+      <w:pPr>
+        <w:pStyle w:val="Heading2"/>
+      </w:pPr>
+      <w:r>
+        <w:t>2.6 与本课题的关系</w:t>
+      </w:r>
+    </w:p>
+    <w:p>
+      <w:r>
+        <w:t>3DGS 实现了神经渲染领域的「实时化」突破——135 fps 的高质量渲染使得实时应用成为可能。但和 NeRF 一样，3DGS 仍然需要几十张输入图 + SfM 位姿 + 为每个场景单独训练。</w:t>
+      </w:r>
+    </w:p>
+    <w:p>
+      <w:r>
+        <w:t>本项目关注的论文正是要解决这些限制：</w:t>
+      </w:r>
+    </w:p>
+    <w:p>
+      <w:r>
+        <w:rPr>
+          <w:rFonts w:ascii="Microsoft YaHei" w:hAnsi="Microsoft YaHei" w:eastAsia="Microsoft YaHei"/>
+          <w:b/>
+          <w:sz w:val="21"/>
+        </w:rPr>
+        <w:t>• pixelSplat / AnySplat（04分类）：</w:t>
+      </w:r>
+      <w:r>
+        <w:rPr>
+          <w:rFonts w:ascii="Microsoft YaHei" w:hAnsi="Microsoft YaHei" w:eastAsia="Microsoft YaHei"/>
+          <w:sz w:val="21"/>
+        </w:rPr>
+        <w:t>前馈式 3DGS：输入 1-2 张图，直接预测 3D 高斯球参数，不需要逐场景重训</w:t>
+      </w:r>
+    </w:p>
+    <w:p>
+      <w:r>
+        <w:rPr>
+          <w:rFonts w:ascii="Microsoft YaHei" w:hAnsi="Microsoft YaHei" w:eastAsia="Microsoft YaHei"/>
+          <w:b/>
+          <w:sz w:val="21"/>
+        </w:rPr>
+        <w:t>• Depth Anything / Depth Pro（03分类）：</w:t>
+      </w:r>
+      <w:r>
+        <w:rPr>
+          <w:rFonts w:ascii="Microsoft YaHei" w:hAnsi="Microsoft YaHei" w:eastAsia="Microsoft YaHei"/>
+          <w:sz w:val="21"/>
+        </w:rPr>
+        <w:t>单图深度估计：为 3DGS 提供单图几何初始化，替代多视图 SfM</w:t>
+      </w:r>
+    </w:p>
+    <w:p>
+      <w:r>
+        <w:rPr>
+          <w:rFonts w:ascii="Microsoft YaHei" w:hAnsi="Microsoft YaHei" w:eastAsia="Microsoft YaHei"/>
+          <w:b/>
+          <w:sz w:val="21"/>
+        </w:rPr>
+        <w:t>• 3D Photo / SLIDE / TMPI（02分类）：</w:t>
+      </w:r>
+      <w:r>
+        <w:rPr>
+          <w:rFonts w:ascii="Microsoft YaHei" w:hAnsi="Microsoft YaHei" w:eastAsia="Microsoft YaHei"/>
+          <w:sz w:val="21"/>
+        </w:rPr>
+        <w:t>用分层深度表达（MPI）处理单图，是 3DGS 之外的另一种技术路线</w:t>
+      </w:r>
+    </w:p>
+    <w:p>
+      <w:r>
+        <w:rPr>
+          <w:rFonts w:ascii="Microsoft YaHei" w:hAnsi="Microsoft YaHei" w:eastAsia="Microsoft YaHei"/>
+          <w:b/>
+          <w:sz w:val="21"/>
+        </w:rPr>
+        <w:t>• AAA Gaussians / EVER / StochasticSplats（05分类）：</w:t>
+      </w:r>
+      <w:r>
+        <w:rPr>
+          <w:rFonts w:ascii="Microsoft YaHei" w:hAnsi="Microsoft YaHei" w:eastAsia="Microsoft YaHei"/>
+          <w:sz w:val="21"/>
+        </w:rPr>
+        <w:t>优化 3DGS 渲染质量和稳定性</w:t>
+      </w:r>
+    </w:p>
+    <w:p>
+      <w:r>
+        <w:rPr>
+          <w:rFonts w:ascii="Microsoft YaHei" w:hAnsi="Microsoft YaHei" w:eastAsia="Microsoft YaHei"/>
+          <w:b/>
+          <w:sz w:val="21"/>
+        </w:rPr>
+        <w:t>• 3DGS-LM / ResGS / RegGS（06分类）：</w:t>
+      </w:r>
+      <w:r>
+        <w:rPr>
+          <w:rFonts w:ascii="Microsoft YaHei" w:hAnsi="Microsoft YaHei" w:eastAsia="Microsoft YaHei"/>
+          <w:sz w:val="21"/>
+        </w:rPr>
+        <w:t>优化 3DGS 训练速度、稀疏视图、相机位姿等</w:t>
+      </w:r>
+    </w:p>
     <w:sectPr>
       <w:pgSz w:w="12240" w:h="15840"/>
       <w:pgMar w:top="1134" w:right="1247" w:bottom="1020" w:left="1247" w:header="720" w:footer="720" w:gutter="0"/>

--- a/论文带读笔记.docx
+++ b/论文带读笔记.docx
@@ -1713,6 +1713,583 @@
         <w:t>优化 3DGS 训练速度、稀疏视图、相机位姿等</w:t>
       </w:r>
     </w:p>
+    <w:p>
+      <w:r>
+        <w:br w:type="page"/>
+      </w:r>
+    </w:p>
+    <w:p>
+      <w:pPr>
+        <w:pStyle w:val="Heading1"/>
+      </w:pPr>
+      <w:r>
+        <w:t>3. 3D Photography using Context-aware Layered Depth Inpainting</w:t>
+      </w:r>
+    </w:p>
+    <w:p>
+      <w:r>
+        <w:rPr>
+          <w:rFonts w:ascii="Microsoft YaHei" w:hAnsi="Microsoft YaHei" w:eastAsia="Microsoft YaHei"/>
+          <w:b/>
+          <w:sz w:val="21"/>
+        </w:rPr>
+        <w:t>作者：</w:t>
+      </w:r>
+      <w:r>
+        <w:t>Meng-Li Shih, Shih-Yang Su, Johannes Kopf, Jia-Bin Huang</w:t>
+      </w:r>
+    </w:p>
+    <w:p>
+      <w:r>
+        <w:rPr>
+          <w:rFonts w:ascii="Microsoft YaHei" w:hAnsi="Microsoft YaHei" w:eastAsia="Microsoft YaHei"/>
+          <w:b/>
+          <w:sz w:val="21"/>
+        </w:rPr>
+        <w:t>机构：</w:t>
+      </w:r>
+      <w:r>
+        <w:t>Virginia Tech + Facebook</w:t>
+      </w:r>
+    </w:p>
+    <w:p>
+      <w:r>
+        <w:rPr>
+          <w:rFonts w:ascii="Microsoft YaHei" w:hAnsi="Microsoft YaHei" w:eastAsia="Microsoft YaHei"/>
+          <w:b/>
+          <w:sz w:val="21"/>
+        </w:rPr>
+        <w:t>发表：</w:t>
+      </w:r>
+      <w:r>
+        <w:t>CVPR 2020</w:t>
+      </w:r>
+    </w:p>
+    <w:p>
+      <w:r>
+        <w:rPr>
+          <w:rFonts w:ascii="Microsoft YaHei" w:hAnsi="Microsoft YaHei" w:eastAsia="Microsoft YaHei"/>
+          <w:b/>
+          <w:sz w:val="21"/>
+        </w:rPr>
+        <w:t>重要性：</w:t>
+      </w:r>
+      <w:r>
+        <w:t>⭐⭐⭐⭐ 与本课题直接相关：单图 → 浅3D照片</w:t>
+      </w:r>
+    </w:p>
+    <w:p>
+      <w:r>
+        <w:rPr>
+          <w:rFonts w:ascii="Microsoft YaHei" w:hAnsi="Microsoft YaHei" w:eastAsia="Microsoft YaHei"/>
+          <w:b/>
+          <w:sz w:val="21"/>
+        </w:rPr>
+        <w:t>阅读难度：</w:t>
+      </w:r>
+      <w:r>
+        <w:t>中等</w:t>
+      </w:r>
+    </w:p>
+    <w:p>
+      <w:r>
+        <w:rPr>
+          <w:rFonts w:ascii="Microsoft YaHei" w:hAnsi="Microsoft YaHei" w:eastAsia="Microsoft YaHei"/>
+          <w:b/>
+          <w:sz w:val="21"/>
+        </w:rPr>
+        <w:t>开源：</w:t>
+      </w:r>
+      <w:r>
+        <w:t>https://shihmengli.github.io/3D-Photo-Inpainting</w:t>
+      </w:r>
+    </w:p>
+    <w:p>
+      <w:pPr>
+        <w:pStyle w:val="Heading2"/>
+      </w:pPr>
+      <w:r>
+        <w:t>3.1 核心问题</w:t>
+      </w:r>
+    </w:p>
+    <w:p>
+      <w:r>
+        <w:t>输入一张 RGB-D 图像（普通照片 + 深度），生成一张 3D 照片——能在小范围内左右晃动视角、看到立体视差效果。核心挑战：新视角下被前景挡住的背景区域（去遮挡/disocclusion）需要补全。朴素深度变形（拽深度图）产生黑洞或拉伸，Facebook 3D Photo 的扩散填充太模糊，MPI 方法在斜面上出伪影且存储冗余。本文的解决思路：LDI + 沿深度边迭代局部补全 → Mesh。</w:t>
+      </w:r>
+    </w:p>
+    <w:p>
+      <w:pPr>
+        <w:pStyle w:val="Heading2"/>
+      </w:pPr>
+      <w:r>
+        <w:t>3.2 关键概念</w:t>
+      </w:r>
+    </w:p>
+    <w:p>
+      <w:r>
+        <w:rPr>
+          <w:rFonts w:ascii="Microsoft YaHei" w:hAnsi="Microsoft YaHei" w:eastAsia="Microsoft YaHei"/>
+          <w:b/>
+          <w:sz w:val="21"/>
+        </w:rPr>
+        <w:t>• RGB-D：</w:t>
+      </w:r>
+      <w:r>
+        <w:rPr>
+          <w:rFonts w:ascii="Microsoft YaHei" w:hAnsi="Microsoft YaHei" w:eastAsia="Microsoft YaHei"/>
+          <w:sz w:val="21"/>
+        </w:rPr>
+        <w:t>彩色图 + 深度图（每像素距相机距离）。双摄手机可直接出，也可用单目深度估计（MegaDepth）从普通照片估算。</w:t>
+      </w:r>
+    </w:p>
+    <w:p>
+      <w:r>
+        <w:rPr>
+          <w:rFonts w:ascii="Microsoft YaHei" w:hAnsi="Microsoft YaHei" w:eastAsia="Microsoft YaHei"/>
+          <w:b/>
+          <w:sz w:val="21"/>
+        </w:rPr>
+        <w:t>• LDI（Layered Depth Image，分层深度图像）：</w:t>
+      </w:r>
+      <w:r>
+        <w:rPr>
+          <w:rFonts w:ascii="Microsoft YaHei" w:hAnsi="Microsoft YaHei" w:eastAsia="Microsoft YaHei"/>
+          <w:sz w:val="21"/>
+        </w:rPr>
+        <w:t>每个像素位置可存多层颜色+深度，像一摞玻璃板叠在该像素上。像素之间存显式的上下左右连接指针——同一层表面上的像素相连，跨深度边不连。紧凑、自适应深度复杂度、可转 Mesh。</w:t>
+      </w:r>
+    </w:p>
+    <w:p>
+      <w:r>
+        <w:rPr>
+          <w:rFonts w:ascii="Microsoft YaHei" w:hAnsi="Microsoft YaHei" w:eastAsia="Microsoft YaHei"/>
+          <w:b/>
+          <w:sz w:val="21"/>
+        </w:rPr>
+        <w:t>• MPI（Multiplane Image，多平面图像）：</w:t>
+      </w:r>
+      <w:r>
+        <w:rPr>
+          <w:rFonts w:ascii="Microsoft YaHei" w:hAnsi="Microsoft YaHei" w:eastAsia="Microsoft YaHei"/>
+          <w:sz w:val="21"/>
+        </w:rPr>
+        <w:t>把空间沿深度方向切成 N 层等距玻璃板，每层存一张 RGB 图 + 透明度 α。渲染时所有层叠加。优点是规整、好套 CNN；缺点是斜面上台阶伪影、存储冗余（N×W×H×RGBα）。</w:t>
+      </w:r>
+    </w:p>
+    <w:p>
+      <w:r>
+        <w:rPr>
+          <w:rFonts w:ascii="Microsoft YaHei" w:hAnsi="Microsoft YaHei" w:eastAsia="Microsoft YaHei"/>
+          <w:b/>
+          <w:sz w:val="21"/>
+        </w:rPr>
+        <w:t>• Mesh（三角网格）：</w:t>
+      </w:r>
+      <w:r>
+        <w:rPr>
+          <w:rFonts w:ascii="Microsoft YaHei" w:hAnsi="Microsoft YaHei" w:eastAsia="Microsoft YaHei"/>
+          <w:sz w:val="21"/>
+        </w:rPr>
+        <w:t>计算机图形学最基础的 3D 表示——顶点（3D 坐标）+ 面（三个顶点连成三角形）+ 纹理贴图。所有设备都能渲染，无需网络推理。</w:t>
+      </w:r>
+    </w:p>
+    <w:p>
+      <w:r>
+        <w:rPr>
+          <w:rFonts w:ascii="Microsoft YaHei" w:hAnsi="Microsoft YaHei" w:eastAsia="Microsoft YaHei"/>
+          <w:b/>
+          <w:sz w:val="21"/>
+        </w:rPr>
+        <w:t>• 去遮挡（Disocclusion）：</w:t>
+      </w:r>
+      <w:r>
+        <w:rPr>
+          <w:rFonts w:ascii="Microsoft YaHei" w:hAnsi="Microsoft YaHei" w:eastAsia="Microsoft YaHei"/>
+          <w:sz w:val="21"/>
+        </w:rPr>
+        <w:t>相机偏移时，原来被前景挡住的背景区域暴露出来。英文 dis-occlusion = 解除遮挡。</w:t>
+      </w:r>
+    </w:p>
+    <w:p>
+      <w:r>
+        <w:rPr>
+          <w:rFonts w:ascii="Microsoft YaHei" w:hAnsi="Microsoft YaHei" w:eastAsia="Microsoft YaHei"/>
+          <w:b/>
+          <w:sz w:val="21"/>
+        </w:rPr>
+        <w:t>• 运动视差（Motion Parallax）：</w:t>
+      </w:r>
+      <w:r>
+        <w:rPr>
+          <w:rFonts w:ascii="Microsoft YaHei" w:hAnsi="Microsoft YaHei" w:eastAsia="Microsoft YaHei"/>
+          <w:sz w:val="21"/>
+        </w:rPr>
+        <w:t>近处物体看起来移动多、远处物体移动少——大脑借此感知深度。3D 照片的核心体验来源。</w:t>
+      </w:r>
+    </w:p>
+    <w:p>
+      <w:r>
+        <w:rPr>
+          <w:rFonts w:ascii="Microsoft YaHei" w:hAnsi="Microsoft YaHei" w:eastAsia="Microsoft YaHei"/>
+          <w:b/>
+          <w:sz w:val="21"/>
+        </w:rPr>
+        <w:t>• 深度边（Depth Edge）：</w:t>
+      </w:r>
+      <w:r>
+        <w:rPr>
+          <w:rFonts w:ascii="Microsoft YaHei" w:hAnsi="Microsoft YaHei" w:eastAsia="Microsoft YaHei"/>
+          <w:sz w:val="21"/>
+        </w:rPr>
+        <w:t>深度图中深度值突变的地方 = 前景/背景的边界。是补全算法的基本工作单元。</w:t>
+      </w:r>
+    </w:p>
+    <w:p>
+      <w:r>
+        <w:rPr>
+          <w:rFonts w:ascii="Microsoft YaHei" w:hAnsi="Microsoft YaHei" w:eastAsia="Microsoft YaHei"/>
+          <w:b/>
+          <w:sz w:val="21"/>
+        </w:rPr>
+        <w:t>• 洪水填充（Flood Fill）：</w:t>
+      </w:r>
+      <w:r>
+        <w:rPr>
+          <w:rFonts w:ascii="Microsoft YaHei" w:hAnsi="Microsoft YaHei" w:eastAsia="Microsoft YaHei"/>
+          <w:sz w:val="21"/>
+        </w:rPr>
+        <w:t>从起点出发向四周蔓延填充区域。本文用它从轮廓线向被遮挡方向扩张出待补区域。</w:t>
+      </w:r>
+    </w:p>
+    <w:p>
+      <w:r>
+        <w:rPr>
+          <w:rFonts w:ascii="Microsoft YaHei" w:hAnsi="Microsoft YaHei" w:eastAsia="Microsoft YaHei"/>
+          <w:b/>
+          <w:sz w:val="21"/>
+        </w:rPr>
+        <w:t>• 伪真值（Pseudo Ground Truth）：</w:t>
+      </w:r>
+      <w:r>
+        <w:rPr>
+          <w:rFonts w:ascii="Microsoft YaHei" w:hAnsi="Microsoft YaHei" w:eastAsia="Microsoft YaHei"/>
+          <w:sz w:val="21"/>
+        </w:rPr>
+        <w:t>用另一个预训练模型（如 MegaDepth）预测的值作为训练的「标准答案」。不是物理传感器测的真值，但够用来训练。</w:t>
+      </w:r>
+    </w:p>
+    <w:p>
+      <w:pPr>
+        <w:pStyle w:val="Heading2"/>
+      </w:pPr>
+      <w:r>
+        <w:t>3.3 方法整体流程</w:t>
+      </w:r>
+    </w:p>
+    <w:p>
+      <w:r>
+        <w:rPr>
+          <w:rFonts w:ascii="Microsoft YaHei" w:hAnsi="Microsoft YaHei" w:eastAsia="Microsoft YaHei"/>
+          <w:b/>
+          <w:sz w:val="21"/>
+        </w:rPr>
+        <w:t>• Step 1：预处理（§3.1）：</w:t>
+      </w:r>
+      <w:r>
+        <w:rPr>
+          <w:rFonts w:ascii="Microsoft YaHei" w:hAnsi="Microsoft YaHei" w:eastAsia="Microsoft YaHei"/>
+          <w:sz w:val="21"/>
+        </w:rPr>
+        <w:t>深度图用双边中值滤波锐化 → 阈值检测深度不连续处 → 连通分量分析连成深度边 → 删除短边（&lt;10像素）→ 输出一组干净的深度边。同时将 RGB-D 图像初始化为 LDI（每像素一层，全部 4-连通）。</w:t>
+      </w:r>
+    </w:p>
+    <w:p>
+      <w:r>
+        <w:rPr>
+          <w:rFonts w:ascii="Microsoft YaHei" w:hAnsi="Microsoft YaHei" w:eastAsia="Microsoft YaHei"/>
+          <w:b/>
+          <w:sz w:val="21"/>
+        </w:rPr>
+        <w:t>• Step 2：切开创口（§3.2）：</w:t>
+      </w:r>
+      <w:r>
+        <w:rPr>
+          <w:rFonts w:ascii="Microsoft YaHei" w:hAnsi="Microsoft YaHei" w:eastAsia="Microsoft YaHei"/>
+          <w:sz w:val="21"/>
+        </w:rPr>
+        <w:t>选一条深度边 → 断开 LDI 中跨该边的连接 → 形成前景轮廓（绿，不用补）和背景轮廓（红，需要补）。从背景轮廓向被遮挡方向洪水填充 40 步 = 合成区域（待填的空像素）；向已知方向沿 LDI 连接走 100 步 = 上下文区域（给 CNN 看的已知像素）。合成区域膨胀 5 像素弥补深度边检测不精确。</w:t>
+      </w:r>
+    </w:p>
+    <w:p>
+      <w:r>
+        <w:rPr>
+          <w:rFonts w:ascii="Microsoft YaHei" w:hAnsi="Microsoft YaHei" w:eastAsia="Microsoft YaHei"/>
+          <w:b/>
+          <w:sz w:val="21"/>
+        </w:rPr>
+        <w:t>• Step 3：CNN 补全（§3.3）：</w:t>
+      </w:r>
+      <w:r>
+        <w:rPr>
+          <w:rFonts w:ascii="Microsoft YaHei" w:hAnsi="Microsoft YaHei" w:eastAsia="Microsoft YaHei"/>
+          <w:sz w:val="21"/>
+        </w:rPr>
+        <w:t>三个 U-Net：①边缘网络预测合成区的深度边结构 → ②颜色网络（输入：上下文颜色 + 预测边缘）→ 输出合成区 RGB → ③深度网络（输入：上下文深度 + 预测边缘）→ 输出合成区深度。颜色和深度共享同一个预测边缘 → 天然对齐。训练数据：COCO + MegaDepth 伪真值造填空题</w:t>
+      </w:r>
+    </w:p>
+    <w:p>
+      <w:r>
+        <w:rPr>
+          <w:rFonts w:ascii="Microsoft YaHei" w:hAnsi="Microsoft YaHei" w:eastAsia="Microsoft YaHei"/>
+          <w:b/>
+          <w:sz w:val="21"/>
+        </w:rPr>
+        <w:t>• Step 4：迭代 + 多层补全（§3.2-3.3）：</w:t>
+      </w:r>
+      <w:r>
+        <w:rPr>
+          <w:rFonts w:ascii="Microsoft YaHei" w:hAnsi="Microsoft YaHei" w:eastAsia="Microsoft YaHei"/>
+          <w:sz w:val="21"/>
+        </w:rPr>
+        <w:t>逐条处理所有深度边，补完一个融合回 LDI → 下一条。新补的像素可能产生新的深度边 → 继续补直到没有新边产生。</w:t>
+      </w:r>
+    </w:p>
+    <w:p>
+      <w:r>
+        <w:rPr>
+          <w:rFonts w:ascii="Microsoft YaHei" w:hAnsi="Microsoft YaHei" w:eastAsia="Microsoft YaHei"/>
+          <w:b/>
+          <w:sz w:val="21"/>
+        </w:rPr>
+        <w:t>• Step 5：转 Mesh（§3.4）：</w:t>
+      </w:r>
+      <w:r>
+        <w:rPr>
+          <w:rFonts w:ascii="Microsoft YaHei" w:hAnsi="Microsoft YaHei" w:eastAsia="Microsoft YaHei"/>
+          <w:sz w:val="21"/>
+        </w:rPr>
+        <w:t>所有补全结果融合回 LDI → 转为三角 Mesh + 纹理贴图。渲染时零网络推理，标准图形引擎即可。</w:t>
+      </w:r>
+    </w:p>
+    <w:p>
+      <w:pPr>
+        <w:pStyle w:val="Heading2"/>
+      </w:pPr>
+      <w:r>
+        <w:t>3.4 核心技术创新</w:t>
+      </w:r>
+    </w:p>
+    <w:p>
+      <w:r>
+        <w:rPr>
+          <w:rFonts w:ascii="Microsoft YaHei" w:hAnsi="Microsoft YaHei" w:eastAsia="Microsoft YaHei"/>
+          <w:b/>
+          <w:sz w:val="21"/>
+        </w:rPr>
+        <w:t>• LDI + 显式连接关系：</w:t>
+      </w:r>
+      <w:r>
+        <w:rPr>
+          <w:rFonts w:ascii="Microsoft YaHei" w:hAnsi="Microsoft YaHei" w:eastAsia="Microsoft YaHei"/>
+          <w:sz w:val="21"/>
+        </w:rPr>
+        <w:t>不同于固定层数的 MPI 或「刚性」LDI，本文的 LDI 每像素存任意多层、层之间存连接指针。CNN 补全时只关看「同一层上物理相连」的已知像素，不被其他层干扰。</w:t>
+      </w:r>
+    </w:p>
+    <w:p>
+      <w:r>
+        <w:rPr>
+          <w:rFonts w:ascii="Microsoft YaHei" w:hAnsi="Microsoft YaHei" w:eastAsia="Microsoft YaHei"/>
+          <w:b/>
+          <w:sz w:val="21"/>
+        </w:rPr>
+        <w:t>• 上下文感知的迭代局部补全：</w:t>
+      </w:r>
+      <w:r>
+        <w:rPr>
+          <w:rFonts w:ascii="Microsoft YaHei" w:hAnsi="Microsoft YaHei" w:eastAsia="Microsoft YaHei"/>
+          <w:sz w:val="21"/>
+        </w:rPr>
+        <w:t>不是一次全局处理整张图，而是一条条深度边独立处理——每条边提取自己的上下文和合成区域。把 LDI 的复杂拓扑问题分解为局部 2D 图像补全问题，从而可以套标准 CNN。</w:t>
+      </w:r>
+    </w:p>
+    <w:p>
+      <w:r>
+        <w:rPr>
+          <w:rFonts w:ascii="Microsoft YaHei" w:hAnsi="Microsoft YaHei" w:eastAsia="Microsoft YaHei"/>
+          <w:b/>
+          <w:sz w:val="21"/>
+        </w:rPr>
+        <w:t>• 边缘引导的两阶段补全：</w:t>
+      </w:r>
+      <w:r>
+        <w:rPr>
+          <w:rFonts w:ascii="Microsoft YaHei" w:hAnsi="Microsoft YaHei" w:eastAsia="Microsoft YaHei"/>
+          <w:sz w:val="21"/>
+        </w:rPr>
+        <w:t>先预测深度边结构（「骨架」），再在骨架约束下同时补颜色和深度。解决「颜色和深度各补各的对不齐」的问题。</w:t>
+      </w:r>
+    </w:p>
+    <w:p>
+      <w:r>
+        <w:rPr>
+          <w:rFonts w:ascii="Microsoft YaHei" w:hAnsi="Microsoft YaHei" w:eastAsia="Microsoft YaHei"/>
+          <w:b/>
+          <w:sz w:val="21"/>
+        </w:rPr>
+        <w:t>• 无需标注数据的训练方式：</w:t>
+      </w:r>
+      <w:r>
+        <w:rPr>
+          <w:rFonts w:ascii="Microsoft YaHei" w:hAnsi="Microsoft YaHei" w:eastAsia="Microsoft YaHei"/>
+          <w:sz w:val="21"/>
+        </w:rPr>
+        <w:t>COCO 图片 + MegaDepth 伪深度 → 随机模拟遮挡 → 自动获得 ground truth。不依赖人工标注。</w:t>
+      </w:r>
+    </w:p>
+    <w:p>
+      <w:pPr>
+        <w:pStyle w:val="Heading2"/>
+      </w:pPr>
+      <w:r>
+        <w:t>3.5 关键参数与设计选择</w:t>
+      </w:r>
+    </w:p>
+    <w:p>
+      <w:r>
+        <w:rPr>
+          <w:rFonts w:ascii="Microsoft YaHei" w:hAnsi="Microsoft YaHei" w:eastAsia="Microsoft YaHei"/>
+          <w:sz w:val="20"/>
+        </w:rPr>
+        <w:t>• 双边中值滤波：7×7 窗口，spatial=4.0，intensity=0.5——锐化深度边同时保边</w:t>
+      </w:r>
+    </w:p>
+    <w:p>
+      <w:r>
+        <w:rPr>
+          <w:rFonts w:ascii="Microsoft YaHei" w:hAnsi="Microsoft YaHei" w:eastAsia="Microsoft YaHei"/>
+          <w:sz w:val="20"/>
+        </w:rPr>
+        <w:t>• 合成区域扩展步数：40 次——覆盖实际去遮挡暴露的区域</w:t>
+      </w:r>
+    </w:p>
+    <w:p>
+      <w:r>
+        <w:rPr>
+          <w:rFonts w:ascii="Microsoft YaHei" w:hAnsi="Microsoft YaHei" w:eastAsia="Microsoft YaHei"/>
+          <w:sz w:val="20"/>
+        </w:rPr>
+        <w:t>• 上下文区域扩展步数：100 次——给 CNN 足够多的已知信息</w:t>
+      </w:r>
+    </w:p>
+    <w:p>
+      <w:r>
+        <w:rPr>
+          <w:rFonts w:ascii="Microsoft YaHei" w:hAnsi="Microsoft YaHei" w:eastAsia="Microsoft YaHei"/>
+          <w:sz w:val="20"/>
+        </w:rPr>
+        <w:t>• 合成区域膨胀：5 像素——补偿深度边检测不精确的问题</w:t>
+      </w:r>
+    </w:p>
+    <w:p>
+      <w:r>
+        <w:rPr>
+          <w:rFonts w:ascii="Microsoft YaHei" w:hAnsi="Microsoft YaHei" w:eastAsia="Microsoft YaHei"/>
+          <w:sz w:val="20"/>
+        </w:rPr>
+        <w:t>• 短边删除阈值：&lt; 10 像素——5 折交叉验证以 LPIPS 为指标选出</w:t>
+      </w:r>
+    </w:p>
+    <w:p>
+      <w:r>
+        <w:rPr>
+          <w:rFonts w:ascii="Microsoft YaHei" w:hAnsi="Microsoft YaHei" w:eastAsia="Microsoft YaHei"/>
+          <w:sz w:val="20"/>
+        </w:rPr>
+        <w:t>• 训练数据：COCO 2017 训练集 118k 张，每张最多取 3 对区域</w:t>
+      </w:r>
+    </w:p>
+    <w:p>
+      <w:pPr>
+        <w:pStyle w:val="Heading2"/>
+      </w:pPr>
+      <w:r>
+        <w:t>3.6 与本课题的关系</w:t>
+      </w:r>
+    </w:p>
+    <w:p>
+      <w:r>
+        <w:t>这篇论文与课题目标（单张普通照片 → 移动端浅 3D 表达）高度相关，是目前读到的论文中匹配度最高的：</w:t>
+      </w:r>
+    </w:p>
+    <w:p>
+      <w:r>
+        <w:rPr>
+          <w:rFonts w:ascii="Microsoft YaHei" w:hAnsi="Microsoft YaHei" w:eastAsia="Microsoft YaHei"/>
+          <w:b/>
+          <w:sz w:val="21"/>
+        </w:rPr>
+        <w:t>• 高度匹配：</w:t>
+      </w:r>
+      <w:r>
+        <w:rPr>
+          <w:rFonts w:ascii="Microsoft YaHei" w:hAnsi="Microsoft YaHei" w:eastAsia="Microsoft YaHei"/>
+          <w:sz w:val="21"/>
+        </w:rPr>
+        <w:t>单图输入（RGB-D，深度可用单目估计 → 等效单张普通照片）、小幅视角晃动、Mesh 输出可在移动端渲染——几乎就是课题描述的效果。</w:t>
+      </w:r>
+    </w:p>
+    <w:p>
+      <w:r>
+        <w:rPr>
+          <w:rFonts w:ascii="Microsoft YaHei" w:hAnsi="Microsoft YaHei" w:eastAsia="Microsoft YaHei"/>
+          <w:b/>
+          <w:sz w:val="21"/>
+        </w:rPr>
+        <w:t>• 可直接借鉴：</w:t>
+      </w:r>
+      <w:r>
+        <w:rPr>
+          <w:rFonts w:ascii="Microsoft YaHei" w:hAnsi="Microsoft YaHei" w:eastAsia="Microsoft YaHei"/>
+          <w:sz w:val="21"/>
+        </w:rPr>
+        <w:t>LDI 作为场景表示、沿深度边局部补全的思路、输出 Mesh 而非网络推理——这些都可以考虑用于课题方案。</w:t>
+      </w:r>
+    </w:p>
+    <w:p>
+      <w:r>
+        <w:rPr>
+          <w:rFonts w:ascii="Microsoft YaHei" w:hAnsi="Microsoft YaHei" w:eastAsia="Microsoft YaHei"/>
+          <w:b/>
+          <w:sz w:val="21"/>
+        </w:rPr>
+        <w:t>• 局限：</w:t>
+      </w:r>
+      <w:r>
+        <w:rPr>
+          <w:rFonts w:ascii="Microsoft YaHei" w:hAnsi="Microsoft YaHei" w:eastAsia="Microsoft YaHei"/>
+          <w:sz w:val="21"/>
+        </w:rPr>
+        <w:t>（1）转动角度小——本质是图层补全而非真 3D 重建；（2）CNN 补全靠「猜」，语义不合理时可能补出奇怪内容；（3）对深度边检测精度有一定依赖。</w:t>
+      </w:r>
+    </w:p>
+    <w:p>
+      <w:r>
+        <w:rPr>
+          <w:rFonts w:ascii="Microsoft YaHei" w:hAnsi="Microsoft YaHei" w:eastAsia="Microsoft YaHei"/>
+          <w:b/>
+          <w:sz w:val="21"/>
+        </w:rPr>
+        <w:t>• 后续论文：</w:t>
+      </w:r>
+      <w:r>
+        <w:rPr>
+          <w:rFonts w:ascii="Microsoft YaHei" w:hAnsi="Microsoft YaHei" w:eastAsia="Microsoft YaHei"/>
+          <w:sz w:val="21"/>
+        </w:rPr>
+        <w:t>同分类下的 SLIDE、TMPI、MINE 分别从不同角度改进这篇的方法——更好的分层策略、更好的补全质量、结合 NeRF 的表达能力等。</w:t>
+      </w:r>
+    </w:p>
     <w:sectPr>
       <w:pgSz w:w="12240" w:h="15840"/>
       <w:pgMar w:top="1134" w:right="1247" w:bottom="1020" w:left="1247" w:header="720" w:footer="720" w:gutter="0"/>
